--- a/Files/06 - Yom Tov/18 - Purim Katon/5784/Purim Katon 5784.docx
+++ b/Files/06 - Yom Tov/18 - Purim Katon/5784/Purim Katon 5784.docx
@@ -1571,7 +1571,19 @@
         <w:rPr>
           <w:rFonts w:ascii="Times New Roman" w:hAnsi="Times New Roman" w:cs="Times New Roman"/>
         </w:rPr>
-        <w:t xml:space="preserve">, all around the world. Because this </w:t>
+        <w:t xml:space="preserve">, all around the world. Because </w:t>
+      </w:r>
+      <w:r>
+        <w:rPr>
+          <w:rFonts w:ascii="Times New Roman" w:hAnsi="Times New Roman" w:cs="Times New Roman"/>
+        </w:rPr>
+        <w:t>on</w:t>
+      </w:r>
+      <w:r>
+        <w:rPr>
+          <w:rFonts w:ascii="Times New Roman" w:hAnsi="Times New Roman" w:cs="Times New Roman"/>
+        </w:rPr>
+        <w:t xml:space="preserve"> </w:t>
       </w:r>
       <w:r>
         <w:rPr>
@@ -1643,19 +1655,7 @@
         <w:rPr>
           <w:rFonts w:ascii="Times New Roman" w:hAnsi="Times New Roman" w:cs="Times New Roman"/>
         </w:rPr>
-        <w:t>, that</w:t>
-      </w:r>
-      <w:r>
-        <w:rPr>
-          <w:rFonts w:ascii="Times New Roman" w:hAnsi="Times New Roman" w:cs="Times New Roman"/>
-        </w:rPr>
-        <w:t>’</w:t>
-      </w:r>
-      <w:r>
-        <w:rPr>
-          <w:rFonts w:ascii="Times New Roman" w:hAnsi="Times New Roman" w:cs="Times New Roman"/>
-        </w:rPr>
-        <w:t xml:space="preserve">s for sure. But we can daven, and we can daven very </w:t>
+        <w:t xml:space="preserve">. But we can daven, and we can daven very </w:t>
       </w:r>
       <w:r>
         <w:rPr>

--- a/Files/06 - Yom Tov/18 - Purim Katon/5784/Purim Katon 5784.docx
+++ b/Files/06 - Yom Tov/18 - Purim Katon/5784/Purim Katon 5784.docx
@@ -605,7 +605,7 @@
         <w:rPr>
           <w:rFonts w:ascii="Times New Roman" w:hAnsi="Times New Roman" w:cs="Times New Roman"/>
         </w:rPr>
-        <w:t xml:space="preserve"> the famous</w:t>
+        <w:t xml:space="preserve"> the famous </w:t>
       </w:r>
       <w:r>
         <w:rPr>
@@ -2063,7 +2063,7 @@
           <w:rFonts w:ascii="Times New Roman" w:hAnsi="Times New Roman" w:cs="Times New Roman" w:hint="cs"/>
           <w:rtl/>
         </w:rPr>
-        <w:t>ו</w:t>
+        <w:t xml:space="preserve">ו </w:t>
       </w:r>
       <w:r>
         <w:rPr>
@@ -3894,7 +3894,7 @@
         <w:rPr>
           <w:rFonts w:ascii="Times New Roman" w:hAnsi="Times New Roman" w:cs="Times New Roman"/>
         </w:rPr>
-        <w:t xml:space="preserve"> and lead him through the streets on the horse, he found</w:t>
+        <w:t xml:space="preserve"> and lead him through the streets on the horse, he found </w:t>
       </w:r>
       <w:r>
         <w:rPr>

--- a/Files/06 - Yom Tov/18 - Purim Katon/5784/Purim Katon 5784.docx
+++ b/Files/06 - Yom Tov/18 - Purim Katon/5784/Purim Katon 5784.docx
@@ -169,7 +169,19 @@
         <w:rPr>
           <w:rFonts w:ascii="Times New Roman" w:hAnsi="Times New Roman" w:cs="Times New Roman"/>
         </w:rPr>
-        <w:t xml:space="preserve"> Aryeh Strickhoff, the author of the well-known book Inside Purim, regarding </w:t>
+        <w:t xml:space="preserve"> Aryeh </w:t>
+      </w:r>
+      <w:r>
+        <w:rPr>
+          <w:rFonts w:ascii="Times New Roman" w:hAnsi="Times New Roman" w:cs="Times New Roman"/>
+        </w:rPr>
+        <w:t>Strickoff</w:t>
+      </w:r>
+      <w:r>
+        <w:rPr>
+          <w:rFonts w:ascii="Times New Roman" w:hAnsi="Times New Roman" w:cs="Times New Roman"/>
+        </w:rPr>
+        <w:t xml:space="preserve">, the author of the well-known book Inside Purim, regarding </w:t>
       </w:r>
       <w:r>
         <w:rPr>
@@ -605,7 +617,7 @@
         <w:rPr>
           <w:rFonts w:ascii="Times New Roman" w:hAnsi="Times New Roman" w:cs="Times New Roman"/>
         </w:rPr>
-        <w:t xml:space="preserve"> the famous </w:t>
+        <w:t xml:space="preserve"> the famous</w:t>
       </w:r>
       <w:r>
         <w:rPr>
@@ -1697,7 +1709,19 @@
         <w:rPr>
           <w:rFonts w:ascii="Times New Roman" w:hAnsi="Times New Roman" w:cs="Times New Roman"/>
         </w:rPr>
-        <w:t xml:space="preserve"> Aryeh Strickhoff,</w:t>
+        <w:t xml:space="preserve"> Aryeh </w:t>
+      </w:r>
+      <w:r>
+        <w:rPr>
+          <w:rFonts w:ascii="Times New Roman" w:hAnsi="Times New Roman" w:cs="Times New Roman"/>
+        </w:rPr>
+        <w:t>Strickoff</w:t>
+      </w:r>
+      <w:r>
+        <w:rPr>
+          <w:rFonts w:ascii="Times New Roman" w:hAnsi="Times New Roman" w:cs="Times New Roman"/>
+        </w:rPr>
+        <w:t>,</w:t>
       </w:r>
       <w:r>
         <w:rPr>
@@ -2063,7 +2087,7 @@
           <w:rFonts w:ascii="Times New Roman" w:hAnsi="Times New Roman" w:cs="Times New Roman" w:hint="cs"/>
           <w:rtl/>
         </w:rPr>
-        <w:t xml:space="preserve">ו </w:t>
+        <w:t>ו</w:t>
       </w:r>
       <w:r>
         <w:rPr>
@@ -3894,7 +3918,7 @@
         <w:rPr>
           <w:rFonts w:ascii="Times New Roman" w:hAnsi="Times New Roman" w:cs="Times New Roman"/>
         </w:rPr>
-        <w:t xml:space="preserve"> and lead him through the streets on the horse, he found </w:t>
+        <w:t xml:space="preserve"> and lead him through the streets on the horse, he found</w:t>
       </w:r>
       <w:r>
         <w:rPr>

--- a/Files/06 - Yom Tov/18 - Purim Katon/5784/Purim Katon 5784.docx
+++ b/Files/06 - Yom Tov/18 - Purim Katon/5784/Purim Katon 5784.docx
@@ -617,7 +617,7 @@
         <w:rPr>
           <w:rFonts w:ascii="Times New Roman" w:hAnsi="Times New Roman" w:cs="Times New Roman"/>
         </w:rPr>
-        <w:t xml:space="preserve"> the famous</w:t>
+        <w:t xml:space="preserve"> the famous </w:t>
       </w:r>
       <w:r>
         <w:rPr>
@@ -2087,7 +2087,7 @@
           <w:rFonts w:ascii="Times New Roman" w:hAnsi="Times New Roman" w:cs="Times New Roman" w:hint="cs"/>
           <w:rtl/>
         </w:rPr>
-        <w:t>ו</w:t>
+        <w:t xml:space="preserve">ו </w:t>
       </w:r>
       <w:r>
         <w:rPr>
@@ -3918,7 +3918,7 @@
         <w:rPr>
           <w:rFonts w:ascii="Times New Roman" w:hAnsi="Times New Roman" w:cs="Times New Roman"/>
         </w:rPr>
-        <w:t xml:space="preserve"> and lead him through the streets on the horse, he found</w:t>
+        <w:t xml:space="preserve"> and lead him through the streets on the horse, he found </w:t>
       </w:r>
       <w:r>
         <w:rPr>

--- a/Files/06 - Yom Tov/18 - Purim Katon/5784/Purim Katon 5784.docx
+++ b/Files/06 - Yom Tov/18 - Purim Katon/5784/Purim Katon 5784.docx
@@ -617,7 +617,7 @@
         <w:rPr>
           <w:rFonts w:ascii="Times New Roman" w:hAnsi="Times New Roman" w:cs="Times New Roman"/>
         </w:rPr>
-        <w:t xml:space="preserve"> the famous </w:t>
+        <w:t xml:space="preserve"> the famous</w:t>
       </w:r>
       <w:r>
         <w:rPr>
@@ -2087,7 +2087,7 @@
           <w:rFonts w:ascii="Times New Roman" w:hAnsi="Times New Roman" w:cs="Times New Roman" w:hint="cs"/>
           <w:rtl/>
         </w:rPr>
-        <w:t xml:space="preserve">ו </w:t>
+        <w:t>ו</w:t>
       </w:r>
       <w:r>
         <w:rPr>
@@ -3918,7 +3918,7 @@
         <w:rPr>
           <w:rFonts w:ascii="Times New Roman" w:hAnsi="Times New Roman" w:cs="Times New Roman"/>
         </w:rPr>
-        <w:t xml:space="preserve"> and lead him through the streets on the horse, he found </w:t>
+        <w:t xml:space="preserve"> and lead him through the streets on the horse, he found</w:t>
       </w:r>
       <w:r>
         <w:rPr>
@@ -4127,7 +4127,33 @@
         <w:rPr>
           <w:rFonts w:ascii="Times New Roman" w:hAnsi="Times New Roman" w:cs="Times New Roman"/>
         </w:rPr>
-        <w:t>, emphasizes each word to make his point as persuasively as possible</w:t>
+        <w:t>,</w:t>
+      </w:r>
+      <w:r>
+        <w:rPr>
+          <w:rFonts w:ascii="Times New Roman" w:hAnsi="Times New Roman" w:cs="Times New Roman"/>
+        </w:rPr>
+        <w:t xml:space="preserve"> (</w:t>
+      </w:r>
+      <w:r>
+        <w:rPr>
+          <w:rFonts w:ascii="Times New Roman" w:hAnsi="Times New Roman" w:cs="Times New Roman"/>
+          <w:i/>
+          <w:iCs/>
+        </w:rPr>
+        <w:t>Around the Year with Reb Meilech.</w:t>
+      </w:r>
+      <w:r>
+        <w:rPr>
+          <w:rFonts w:ascii="Times New Roman" w:hAnsi="Times New Roman" w:cs="Times New Roman"/>
+        </w:rPr>
+        <w:t xml:space="preserve"> Permission granted by ArtScroll / Mesorah Publications)</w:t>
+      </w:r>
+      <w:r>
+        <w:rPr>
+          <w:rFonts w:ascii="Times New Roman" w:hAnsi="Times New Roman" w:cs="Times New Roman"/>
+        </w:rPr>
+        <w:t xml:space="preserve"> emphasizes each word to make his point as persuasively as possible</w:t>
       </w:r>
       <w:r>
         <w:rPr>

--- a/Files/06 - Yom Tov/18 - Purim Katon/5784/Purim Katon 5784.docx
+++ b/Files/06 - Yom Tov/18 - Purim Katon/5784/Purim Katon 5784.docx
@@ -617,7 +617,7 @@
         <w:rPr>
           <w:rFonts w:ascii="Times New Roman" w:hAnsi="Times New Roman" w:cs="Times New Roman"/>
         </w:rPr>
-        <w:t xml:space="preserve"> the famous </w:t>
+        <w:t xml:space="preserve"> the famous</w:t>
       </w:r>
       <w:r>
         <w:rPr>
@@ -2087,7 +2087,7 @@
           <w:rFonts w:ascii="Times New Roman" w:hAnsi="Times New Roman" w:cs="Times New Roman" w:hint="cs"/>
           <w:rtl/>
         </w:rPr>
-        <w:t xml:space="preserve">ו </w:t>
+        <w:t>ו</w:t>
       </w:r>
       <w:r>
         <w:rPr>
@@ -2469,7 +2469,7 @@
         <w:rPr>
           <w:rFonts w:ascii="Times New Roman" w:hAnsi="Times New Roman" w:cs="Times New Roman"/>
         </w:rPr>
-        <w:t>share that with you</w:t>
+        <w:t>share with you</w:t>
       </w:r>
       <w:r>
         <w:rPr>
@@ -3599,14 +3599,146 @@
           <w:rFonts w:ascii="Times New Roman" w:hAnsi="Times New Roman" w:cs="Times New Roman" w:hint="cs"/>
           <w:rtl/>
         </w:rPr>
+        <w:t>צעבראכן</w:t>
+      </w:r>
+      <w:r>
+        <w:rPr>
+          <w:rFonts w:ascii="Times New Roman" w:hAnsi="Times New Roman" w:cs="Times New Roman"/>
+        </w:rPr>
+        <w:t xml:space="preserve">, and my </w:t>
+      </w:r>
+      <w:r>
+        <w:rPr>
+          <w:rFonts w:ascii="Times New Roman" w:hAnsi="Times New Roman" w:cs="Times New Roman" w:hint="cs"/>
+          <w:rtl/>
+        </w:rPr>
+        <w:t>תפילות</w:t>
+      </w:r>
+      <w:r>
+        <w:rPr>
+          <w:rFonts w:ascii="Times New Roman" w:hAnsi="Times New Roman" w:cs="Times New Roman"/>
+        </w:rPr>
+        <w:t xml:space="preserve"> have to reflect that.</w:t>
+      </w:r>
+      <w:r>
+        <w:rPr>
+          <w:rFonts w:ascii="Times New Roman" w:hAnsi="Times New Roman" w:cs="Times New Roman"/>
+        </w:rPr>
+        <w:t>”</w:t>
+      </w:r>
+      <w:r>
+        <w:rPr>
+          <w:rFonts w:ascii="Times New Roman" w:hAnsi="Times New Roman" w:cs="Times New Roman"/>
+        </w:rPr>
+        <w:t xml:space="preserve"> Who was right? Later in the </w:t>
+      </w:r>
+      <w:r>
+        <w:rPr>
+          <w:rFonts w:ascii="Times New Roman" w:hAnsi="Times New Roman" w:cs="Times New Roman" w:hint="cs"/>
+          <w:rtl/>
+        </w:rPr>
+        <w:t>מגילה</w:t>
+      </w:r>
+      <w:r>
+        <w:rPr>
+          <w:rFonts w:ascii="Times New Roman" w:hAnsi="Times New Roman" w:cs="Times New Roman"/>
+        </w:rPr>
+        <w:t xml:space="preserve">, </w:t>
+      </w:r>
+      <w:r>
+        <w:rPr>
+          <w:rFonts w:ascii="Times New Roman" w:hAnsi="Times New Roman" w:cs="Times New Roman" w:hint="cs"/>
+          <w:rtl/>
+        </w:rPr>
+        <w:t>אחשורוש</w:t>
+      </w:r>
+      <w:r>
+        <w:rPr>
+          <w:rFonts w:ascii="Times New Roman" w:hAnsi="Times New Roman" w:cs="Times New Roman"/>
+        </w:rPr>
+        <w:t xml:space="preserve"> commands </w:t>
+      </w:r>
+      <w:r>
+        <w:rPr>
+          <w:rFonts w:ascii="Times New Roman" w:hAnsi="Times New Roman" w:cs="Times New Roman" w:hint="cs"/>
+          <w:rtl/>
+        </w:rPr>
+        <w:t>המן</w:t>
+      </w:r>
+      <w:r>
+        <w:rPr>
+          <w:rFonts w:ascii="Times New Roman" w:hAnsi="Times New Roman" w:cs="Times New Roman"/>
+        </w:rPr>
+        <w:t xml:space="preserve"> to </w:t>
+      </w:r>
+      <w:r>
+        <w:rPr>
+          <w:rFonts w:ascii="Times New Roman" w:hAnsi="Times New Roman" w:cs="Times New Roman"/>
+        </w:rPr>
         <w:lastRenderedPageBreak/>
-        <w:t>צעבראכן</w:t>
-      </w:r>
-      <w:r>
-        <w:rPr>
-          <w:rFonts w:ascii="Times New Roman" w:hAnsi="Times New Roman" w:cs="Times New Roman"/>
-        </w:rPr>
-        <w:t xml:space="preserve">, and my </w:t>
+        <w:t xml:space="preserve">dress </w:t>
+      </w:r>
+      <w:r>
+        <w:rPr>
+          <w:rFonts w:ascii="Times New Roman" w:hAnsi="Times New Roman" w:cs="Times New Roman" w:hint="cs"/>
+          <w:rtl/>
+        </w:rPr>
+        <w:t>מרדכי</w:t>
+      </w:r>
+      <w:r>
+        <w:rPr>
+          <w:rFonts w:ascii="Times New Roman" w:hAnsi="Times New Roman" w:cs="Times New Roman"/>
+        </w:rPr>
+        <w:t xml:space="preserve"> in</w:t>
+      </w:r>
+      <w:r>
+        <w:rPr>
+          <w:rFonts w:ascii="Times New Roman" w:hAnsi="Times New Roman" w:cs="Times New Roman"/>
+        </w:rPr>
+        <w:t xml:space="preserve"> </w:t>
+      </w:r>
+      <w:r>
+        <w:rPr>
+          <w:rFonts w:ascii="Times New Roman" w:hAnsi="Times New Roman" w:cs="Times New Roman"/>
+        </w:rPr>
+        <w:t>the royal clothing</w:t>
+      </w:r>
+      <w:r>
+        <w:rPr>
+          <w:rFonts w:ascii="Times New Roman" w:hAnsi="Times New Roman" w:cs="Times New Roman"/>
+        </w:rPr>
+        <w:t xml:space="preserve"> and parade him through the street on the king</w:t>
+      </w:r>
+      <w:r>
+        <w:rPr>
+          <w:rFonts w:ascii="Times New Roman" w:hAnsi="Times New Roman" w:cs="Times New Roman"/>
+        </w:rPr>
+        <w:t>’</w:t>
+      </w:r>
+      <w:r>
+        <w:rPr>
+          <w:rFonts w:ascii="Times New Roman" w:hAnsi="Times New Roman" w:cs="Times New Roman"/>
+        </w:rPr>
+        <w:t xml:space="preserve">s horse. Right after that, </w:t>
+      </w:r>
+      <w:r>
+        <w:rPr>
+          <w:rFonts w:ascii="Times New Roman" w:hAnsi="Times New Roman" w:cs="Times New Roman" w:hint="cs"/>
+          <w:rtl/>
+        </w:rPr>
+        <w:t>מרדכי</w:t>
+      </w:r>
+      <w:r>
+        <w:rPr>
+          <w:rFonts w:ascii="Times New Roman" w:hAnsi="Times New Roman" w:cs="Times New Roman"/>
+        </w:rPr>
+        <w:t>’</w:t>
+      </w:r>
+      <w:r>
+        <w:rPr>
+          <w:rFonts w:ascii="Times New Roman" w:hAnsi="Times New Roman" w:cs="Times New Roman"/>
+        </w:rPr>
+        <w:t xml:space="preserve">s </w:t>
       </w:r>
       <w:r>
         <w:rPr>
@@ -3619,19 +3751,128 @@
         <w:rPr>
           <w:rFonts w:ascii="Times New Roman" w:hAnsi="Times New Roman" w:cs="Times New Roman"/>
         </w:rPr>
-        <w:t xml:space="preserve"> have to reflect that.</w:t>
-      </w:r>
-      <w:r>
-        <w:rPr>
-          <w:rFonts w:ascii="Times New Roman" w:hAnsi="Times New Roman" w:cs="Times New Roman"/>
-        </w:rPr>
-        <w:t>”</w:t>
-      </w:r>
-      <w:r>
-        <w:rPr>
-          <w:rFonts w:ascii="Times New Roman" w:hAnsi="Times New Roman" w:cs="Times New Roman"/>
-        </w:rPr>
-        <w:t xml:space="preserve"> Who was right? Later in the </w:t>
+        <w:t xml:space="preserve"> </w:t>
+      </w:r>
+      <w:r>
+        <w:rPr>
+          <w:rFonts w:ascii="Times New Roman" w:hAnsi="Times New Roman" w:cs="Times New Roman"/>
+        </w:rPr>
+        <w:t>were</w:t>
+      </w:r>
+      <w:r>
+        <w:rPr>
+          <w:rFonts w:ascii="Times New Roman" w:hAnsi="Times New Roman" w:cs="Times New Roman"/>
+        </w:rPr>
+        <w:t xml:space="preserve"> accepted. In </w:t>
+      </w:r>
+      <w:r>
+        <w:rPr>
+          <w:rFonts w:ascii="Times New Roman" w:hAnsi="Times New Roman" w:cs="Times New Roman" w:hint="cs"/>
+          <w:rtl/>
+        </w:rPr>
+        <w:t>שמים</w:t>
+      </w:r>
+      <w:r>
+        <w:rPr>
+          <w:rFonts w:ascii="Times New Roman" w:hAnsi="Times New Roman" w:cs="Times New Roman"/>
+        </w:rPr>
+        <w:t xml:space="preserve">, they </w:t>
+      </w:r>
+      <w:r>
+        <w:rPr>
+          <w:rFonts w:ascii="Times New Roman" w:hAnsi="Times New Roman" w:cs="Times New Roman"/>
+        </w:rPr>
+        <w:t>paskened</w:t>
+      </w:r>
+      <w:r>
+        <w:rPr>
+          <w:rFonts w:ascii="Times New Roman" w:hAnsi="Times New Roman" w:cs="Times New Roman"/>
+        </w:rPr>
+        <w:t xml:space="preserve"> like </w:t>
+      </w:r>
+      <w:r>
+        <w:rPr>
+          <w:rFonts w:ascii="Times New Roman" w:hAnsi="Times New Roman" w:cs="Times New Roman" w:hint="cs"/>
+          <w:rtl/>
+        </w:rPr>
+        <w:t>אסתר</w:t>
+      </w:r>
+      <w:r>
+        <w:rPr>
+          <w:rFonts w:ascii="Times New Roman" w:hAnsi="Times New Roman" w:cs="Times New Roman"/>
+        </w:rPr>
+        <w:t xml:space="preserve">. When </w:t>
+      </w:r>
+      <w:r>
+        <w:rPr>
+          <w:rFonts w:ascii="Times New Roman" w:hAnsi="Times New Roman" w:cs="Times New Roman" w:hint="cs"/>
+          <w:rtl/>
+        </w:rPr>
+        <w:t>מרדכי</w:t>
+      </w:r>
+      <w:r>
+        <w:rPr>
+          <w:rFonts w:ascii="Times New Roman" w:hAnsi="Times New Roman" w:cs="Times New Roman"/>
+        </w:rPr>
+        <w:t>’</w:t>
+      </w:r>
+      <w:r>
+        <w:rPr>
+          <w:rFonts w:ascii="Times New Roman" w:hAnsi="Times New Roman" w:cs="Times New Roman"/>
+        </w:rPr>
+        <w:t xml:space="preserve">s </w:t>
+      </w:r>
+      <w:r>
+        <w:rPr>
+          <w:rFonts w:ascii="Times New Roman" w:hAnsi="Times New Roman" w:cs="Times New Roman" w:hint="cs"/>
+          <w:rtl/>
+        </w:rPr>
+        <w:t>תפילות</w:t>
+      </w:r>
+      <w:r>
+        <w:rPr>
+          <w:rFonts w:ascii="Times New Roman" w:hAnsi="Times New Roman" w:cs="Times New Roman"/>
+        </w:rPr>
+        <w:t xml:space="preserve"> came from a place of </w:t>
+      </w:r>
+      <w:r>
+        <w:rPr>
+          <w:rFonts w:ascii="Times New Roman" w:hAnsi="Times New Roman" w:cs="Times New Roman" w:hint="cs"/>
+          <w:rtl/>
+        </w:rPr>
+        <w:t>שמחה</w:t>
+      </w:r>
+      <w:r>
+        <w:rPr>
+          <w:rFonts w:ascii="Times New Roman" w:hAnsi="Times New Roman" w:cs="Times New Roman"/>
+        </w:rPr>
+        <w:t>, triumph</w:t>
+      </w:r>
+      <w:r>
+        <w:rPr>
+          <w:rFonts w:ascii="Times New Roman" w:hAnsi="Times New Roman" w:cs="Times New Roman"/>
+        </w:rPr>
+        <w:t>,</w:t>
+      </w:r>
+      <w:r>
+        <w:rPr>
+          <w:rFonts w:ascii="Times New Roman" w:hAnsi="Times New Roman" w:cs="Times New Roman"/>
+        </w:rPr>
+        <w:t xml:space="preserve"> and excitement, he was answered. The </w:t>
+      </w:r>
+      <w:r>
+        <w:rPr>
+          <w:rFonts w:ascii="Times New Roman" w:hAnsi="Times New Roman" w:cs="Times New Roman" w:hint="cs"/>
+          <w:rtl/>
+        </w:rPr>
+        <w:t>גמרא</w:t>
+      </w:r>
+      <w:r>
+        <w:rPr>
+          <w:rFonts w:ascii="Times New Roman" w:hAnsi="Times New Roman" w:cs="Times New Roman"/>
+          <w:rtl/>
+        </w:rPr>
+        <w:t xml:space="preserve"> </w:t>
       </w:r>
       <w:r>
         <w:rPr>
@@ -3644,7 +3885,7 @@
         <w:rPr>
           <w:rFonts w:ascii="Times New Roman" w:hAnsi="Times New Roman" w:cs="Times New Roman"/>
         </w:rPr>
-        <w:t xml:space="preserve">, </w:t>
+        <w:t xml:space="preserve"> relates that when </w:t>
       </w:r>
       <w:r>
         <w:rPr>
@@ -3657,7 +3898,7 @@
         <w:rPr>
           <w:rFonts w:ascii="Times New Roman" w:hAnsi="Times New Roman" w:cs="Times New Roman"/>
         </w:rPr>
-        <w:t xml:space="preserve"> commands </w:t>
+        <w:t xml:space="preserve"> dispatched </w:t>
       </w:r>
       <w:r>
         <w:rPr>
@@ -3670,7 +3911,7 @@
         <w:rPr>
           <w:rFonts w:ascii="Times New Roman" w:hAnsi="Times New Roman" w:cs="Times New Roman"/>
         </w:rPr>
-        <w:t xml:space="preserve"> to dress </w:t>
+        <w:t xml:space="preserve"> to go and bring </w:t>
       </w:r>
       <w:r>
         <w:rPr>
@@ -3683,242 +3924,7 @@
         <w:rPr>
           <w:rFonts w:ascii="Times New Roman" w:hAnsi="Times New Roman" w:cs="Times New Roman"/>
         </w:rPr>
-        <w:t xml:space="preserve"> in</w:t>
-      </w:r>
-      <w:r>
-        <w:rPr>
-          <w:rFonts w:ascii="Times New Roman" w:hAnsi="Times New Roman" w:cs="Times New Roman"/>
-        </w:rPr>
-        <w:t xml:space="preserve"> </w:t>
-      </w:r>
-      <w:r>
-        <w:rPr>
-          <w:rFonts w:ascii="Times New Roman" w:hAnsi="Times New Roman" w:cs="Times New Roman"/>
-        </w:rPr>
-        <w:t>the royal clothing</w:t>
-      </w:r>
-      <w:r>
-        <w:rPr>
-          <w:rFonts w:ascii="Times New Roman" w:hAnsi="Times New Roman" w:cs="Times New Roman"/>
-        </w:rPr>
-        <w:t xml:space="preserve"> and parade him through the street on the king</w:t>
-      </w:r>
-      <w:r>
-        <w:rPr>
-          <w:rFonts w:ascii="Times New Roman" w:hAnsi="Times New Roman" w:cs="Times New Roman"/>
-        </w:rPr>
-        <w:t>’</w:t>
-      </w:r>
-      <w:r>
-        <w:rPr>
-          <w:rFonts w:ascii="Times New Roman" w:hAnsi="Times New Roman" w:cs="Times New Roman"/>
-        </w:rPr>
-        <w:t xml:space="preserve">s horse. Right after that, </w:t>
-      </w:r>
-      <w:r>
-        <w:rPr>
-          <w:rFonts w:ascii="Times New Roman" w:hAnsi="Times New Roman" w:cs="Times New Roman" w:hint="cs"/>
-          <w:rtl/>
-        </w:rPr>
-        <w:t>מרדכי</w:t>
-      </w:r>
-      <w:r>
-        <w:rPr>
-          <w:rFonts w:ascii="Times New Roman" w:hAnsi="Times New Roman" w:cs="Times New Roman"/>
-        </w:rPr>
-        <w:t>’</w:t>
-      </w:r>
-      <w:r>
-        <w:rPr>
-          <w:rFonts w:ascii="Times New Roman" w:hAnsi="Times New Roman" w:cs="Times New Roman"/>
-        </w:rPr>
-        <w:t xml:space="preserve">s </w:t>
-      </w:r>
-      <w:r>
-        <w:rPr>
-          <w:rFonts w:ascii="Times New Roman" w:hAnsi="Times New Roman" w:cs="Times New Roman" w:hint="cs"/>
-          <w:rtl/>
-        </w:rPr>
-        <w:t>תפילות</w:t>
-      </w:r>
-      <w:r>
-        <w:rPr>
-          <w:rFonts w:ascii="Times New Roman" w:hAnsi="Times New Roman" w:cs="Times New Roman"/>
-        </w:rPr>
-        <w:t xml:space="preserve"> </w:t>
-      </w:r>
-      <w:r>
-        <w:rPr>
-          <w:rFonts w:ascii="Times New Roman" w:hAnsi="Times New Roman" w:cs="Times New Roman"/>
-        </w:rPr>
-        <w:t>were</w:t>
-      </w:r>
-      <w:r>
-        <w:rPr>
-          <w:rFonts w:ascii="Times New Roman" w:hAnsi="Times New Roman" w:cs="Times New Roman"/>
-        </w:rPr>
-        <w:t xml:space="preserve"> accepted. In </w:t>
-      </w:r>
-      <w:r>
-        <w:rPr>
-          <w:rFonts w:ascii="Times New Roman" w:hAnsi="Times New Roman" w:cs="Times New Roman" w:hint="cs"/>
-          <w:rtl/>
-        </w:rPr>
-        <w:t>שמים</w:t>
-      </w:r>
-      <w:r>
-        <w:rPr>
-          <w:rFonts w:ascii="Times New Roman" w:hAnsi="Times New Roman" w:cs="Times New Roman"/>
-        </w:rPr>
-        <w:t xml:space="preserve">, they </w:t>
-      </w:r>
-      <w:r>
-        <w:rPr>
-          <w:rFonts w:ascii="Times New Roman" w:hAnsi="Times New Roman" w:cs="Times New Roman"/>
-        </w:rPr>
-        <w:t>paskened</w:t>
-      </w:r>
-      <w:r>
-        <w:rPr>
-          <w:rFonts w:ascii="Times New Roman" w:hAnsi="Times New Roman" w:cs="Times New Roman"/>
-        </w:rPr>
-        <w:t xml:space="preserve"> like </w:t>
-      </w:r>
-      <w:r>
-        <w:rPr>
-          <w:rFonts w:ascii="Times New Roman" w:hAnsi="Times New Roman" w:cs="Times New Roman" w:hint="cs"/>
-          <w:rtl/>
-        </w:rPr>
-        <w:t>אסתר</w:t>
-      </w:r>
-      <w:r>
-        <w:rPr>
-          <w:rFonts w:ascii="Times New Roman" w:hAnsi="Times New Roman" w:cs="Times New Roman"/>
-        </w:rPr>
-        <w:t xml:space="preserve">. When </w:t>
-      </w:r>
-      <w:r>
-        <w:rPr>
-          <w:rFonts w:ascii="Times New Roman" w:hAnsi="Times New Roman" w:cs="Times New Roman" w:hint="cs"/>
-          <w:rtl/>
-        </w:rPr>
-        <w:t>מרדכי</w:t>
-      </w:r>
-      <w:r>
-        <w:rPr>
-          <w:rFonts w:ascii="Times New Roman" w:hAnsi="Times New Roman" w:cs="Times New Roman"/>
-        </w:rPr>
-        <w:t>’</w:t>
-      </w:r>
-      <w:r>
-        <w:rPr>
-          <w:rFonts w:ascii="Times New Roman" w:hAnsi="Times New Roman" w:cs="Times New Roman"/>
-        </w:rPr>
-        <w:t xml:space="preserve">s </w:t>
-      </w:r>
-      <w:r>
-        <w:rPr>
-          <w:rFonts w:ascii="Times New Roman" w:hAnsi="Times New Roman" w:cs="Times New Roman" w:hint="cs"/>
-          <w:rtl/>
-        </w:rPr>
-        <w:t>תפילות</w:t>
-      </w:r>
-      <w:r>
-        <w:rPr>
-          <w:rFonts w:ascii="Times New Roman" w:hAnsi="Times New Roman" w:cs="Times New Roman"/>
-        </w:rPr>
-        <w:t xml:space="preserve"> came from a place of </w:t>
-      </w:r>
-      <w:r>
-        <w:rPr>
-          <w:rFonts w:ascii="Times New Roman" w:hAnsi="Times New Roman" w:cs="Times New Roman" w:hint="cs"/>
-          <w:rtl/>
-        </w:rPr>
-        <w:t>שמחה</w:t>
-      </w:r>
-      <w:r>
-        <w:rPr>
-          <w:rFonts w:ascii="Times New Roman" w:hAnsi="Times New Roman" w:cs="Times New Roman"/>
-        </w:rPr>
-        <w:t>, triumph</w:t>
-      </w:r>
-      <w:r>
-        <w:rPr>
-          <w:rFonts w:ascii="Times New Roman" w:hAnsi="Times New Roman" w:cs="Times New Roman"/>
-        </w:rPr>
-        <w:t>,</w:t>
-      </w:r>
-      <w:r>
-        <w:rPr>
-          <w:rFonts w:ascii="Times New Roman" w:hAnsi="Times New Roman" w:cs="Times New Roman"/>
-        </w:rPr>
-        <w:t xml:space="preserve"> and excitement, he was answered. The </w:t>
-      </w:r>
-      <w:r>
-        <w:rPr>
-          <w:rFonts w:ascii="Times New Roman" w:hAnsi="Times New Roman" w:cs="Times New Roman" w:hint="cs"/>
-          <w:rtl/>
-        </w:rPr>
-        <w:t>גמרא</w:t>
-      </w:r>
-      <w:r>
-        <w:rPr>
-          <w:rFonts w:ascii="Times New Roman" w:hAnsi="Times New Roman" w:cs="Times New Roman"/>
-          <w:rtl/>
-        </w:rPr>
-        <w:t xml:space="preserve"> </w:t>
-      </w:r>
-      <w:r>
-        <w:rPr>
-          <w:rFonts w:ascii="Times New Roman" w:hAnsi="Times New Roman" w:cs="Times New Roman" w:hint="cs"/>
-          <w:rtl/>
-        </w:rPr>
-        <w:t>מגילה</w:t>
-      </w:r>
-      <w:r>
-        <w:rPr>
-          <w:rFonts w:ascii="Times New Roman" w:hAnsi="Times New Roman" w:cs="Times New Roman"/>
-        </w:rPr>
-        <w:t xml:space="preserve"> relates that when </w:t>
-      </w:r>
-      <w:r>
-        <w:rPr>
-          <w:rFonts w:ascii="Times New Roman" w:hAnsi="Times New Roman" w:cs="Times New Roman" w:hint="cs"/>
-          <w:rtl/>
-        </w:rPr>
-        <w:t>אחשורוש</w:t>
-      </w:r>
-      <w:r>
-        <w:rPr>
-          <w:rFonts w:ascii="Times New Roman" w:hAnsi="Times New Roman" w:cs="Times New Roman"/>
-        </w:rPr>
-        <w:t xml:space="preserve"> dispatched </w:t>
-      </w:r>
-      <w:r>
-        <w:rPr>
-          <w:rFonts w:ascii="Times New Roman" w:hAnsi="Times New Roman" w:cs="Times New Roman" w:hint="cs"/>
-          <w:rtl/>
-        </w:rPr>
-        <w:t>המן</w:t>
-      </w:r>
-      <w:r>
-        <w:rPr>
-          <w:rFonts w:ascii="Times New Roman" w:hAnsi="Times New Roman" w:cs="Times New Roman"/>
-        </w:rPr>
-        <w:t xml:space="preserve"> to go and bring </w:t>
-      </w:r>
-      <w:r>
-        <w:rPr>
-          <w:rFonts w:ascii="Times New Roman" w:hAnsi="Times New Roman" w:cs="Times New Roman" w:hint="cs"/>
-          <w:rtl/>
-        </w:rPr>
-        <w:t>מרדכי</w:t>
-      </w:r>
-      <w:r>
-        <w:rPr>
-          <w:rFonts w:ascii="Times New Roman" w:hAnsi="Times New Roman" w:cs="Times New Roman"/>
-        </w:rPr>
-        <w:t xml:space="preserve"> and lead him through the streets on the horse, he found </w:t>
+        <w:t xml:space="preserve"> and lead him through the streets on the horse, he found</w:t>
       </w:r>
       <w:r>
         <w:rPr>

--- a/Files/06 - Yom Tov/18 - Purim Katon/5784/Purim Katon 5784.docx
+++ b/Files/06 - Yom Tov/18 - Purim Katon/5784/Purim Katon 5784.docx
@@ -617,7 +617,7 @@
         <w:rPr>
           <w:rFonts w:ascii="Times New Roman" w:hAnsi="Times New Roman" w:cs="Times New Roman"/>
         </w:rPr>
-        <w:t xml:space="preserve"> the famous</w:t>
+        <w:t xml:space="preserve"> the famous </w:t>
       </w:r>
       <w:r>
         <w:rPr>
@@ -2087,7 +2087,7 @@
           <w:rFonts w:ascii="Times New Roman" w:hAnsi="Times New Roman" w:cs="Times New Roman" w:hint="cs"/>
           <w:rtl/>
         </w:rPr>
-        <w:t>ו</w:t>
+        <w:t xml:space="preserve">ו </w:t>
       </w:r>
       <w:r>
         <w:rPr>
@@ -3924,7 +3924,7 @@
         <w:rPr>
           <w:rFonts w:ascii="Times New Roman" w:hAnsi="Times New Roman" w:cs="Times New Roman"/>
         </w:rPr>
-        <w:t xml:space="preserve"> and lead him through the streets on the horse, he found</w:t>
+        <w:t xml:space="preserve"> and lead him through the streets on the horse, he found </w:t>
       </w:r>
       <w:r>
         <w:rPr>
